--- a/Documentacion/Manual de Usuario.docx
+++ b/Documentacion/Manual de Usuario.docx
@@ -535,7 +535,7 @@
           <w:lang w:val="es-GT"/>
         </w:rPr>
         <w:pict w14:anchorId="7E306DDE">
-          <v:rect id="_x0000_i1043" style="width:0;height:1.5pt" o:hralign="center" o:hrstd="t" o:hr="t" fillcolor="#a0a0a0" stroked="f"/>
+          <v:rect id="_x0000_i1025" style="width:0;height:1.5pt" o:hralign="center" o:hrstd="t" o:hr="t" fillcolor="#a0a0a0" stroked="f"/>
         </w:pict>
       </w:r>
     </w:p>
@@ -923,7 +923,7 @@
         </w:rPr>
         <w:lastRenderedPageBreak/>
         <w:drawing>
-          <wp:anchor distT="0" distB="0" distL="114300" distR="114300" simplePos="0" relativeHeight="251662336" behindDoc="0" locked="0" layoutInCell="1" allowOverlap="1" wp14:anchorId="224EC5B2" wp14:editId="4CB99FE5">
+          <wp:anchor distT="0" distB="0" distL="114300" distR="114300" simplePos="0" relativeHeight="251662336" behindDoc="0" locked="0" layoutInCell="1" allowOverlap="1" wp14:anchorId="224EC5B2" wp14:editId="66D3EFD2">
             <wp:simplePos x="0" y="0"/>
             <wp:positionH relativeFrom="margin">
               <wp:align>center</wp:align>
@@ -1113,7 +1113,7 @@
           <w:lang w:val="es-GT"/>
         </w:rPr>
         <w:drawing>
-          <wp:anchor distT="0" distB="0" distL="114300" distR="114300" simplePos="0" relativeHeight="251663360" behindDoc="0" locked="0" layoutInCell="1" allowOverlap="1" wp14:anchorId="133A7AD7" wp14:editId="71C925BC">
+          <wp:anchor distT="0" distB="0" distL="114300" distR="114300" simplePos="0" relativeHeight="251663360" behindDoc="0" locked="0" layoutInCell="1" allowOverlap="1" wp14:anchorId="133A7AD7" wp14:editId="26BE1FBA">
             <wp:simplePos x="0" y="0"/>
             <wp:positionH relativeFrom="margin">
               <wp:align>center</wp:align>
@@ -1532,7 +1532,7 @@
           <w:lang w:val="es-GT"/>
         </w:rPr>
         <w:pict w14:anchorId="22F3C906">
-          <v:rect id="_x0000_i1044" style="width:0;height:1.5pt" o:hralign="center" o:hrstd="t" o:hr="t" fillcolor="#a0a0a0" stroked="f"/>
+          <v:rect id="_x0000_i1026" style="width:0;height:1.5pt" o:hralign="center" o:hrstd="t" o:hr="t" fillcolor="#a0a0a0" stroked="f"/>
         </w:pict>
       </w:r>
     </w:p>
@@ -1792,7 +1792,7 @@
           <w:lang w:val="es-GT"/>
         </w:rPr>
         <w:pict w14:anchorId="7D73A9E4">
-          <v:rect id="_x0000_i1045" style="width:0;height:1.5pt" o:hralign="center" o:hrstd="t" o:hr="t" fillcolor="#a0a0a0" stroked="f"/>
+          <v:rect id="_x0000_i1027" style="width:0;height:1.5pt" o:hralign="center" o:hrstd="t" o:hr="t" fillcolor="#a0a0a0" stroked="f"/>
         </w:pict>
       </w:r>
     </w:p>
@@ -1818,41 +1818,6 @@
           <w:lang w:val="es-GT"/>
         </w:rPr>
         <w:t>4. Preguntas Frecuentes (Troubleshooting)</w:t>
-      </w:r>
-    </w:p>
-    <w:p>
-      <w:pPr>
-        <w:numPr>
-          <w:ilvl w:val="0"/>
-          <w:numId w:val="6"/>
-        </w:numPr>
-        <w:jc w:val="both"/>
-        <w:rPr>
-          <w:noProof/>
-          <w:sz w:val="24"/>
-          <w:szCs w:val="24"/>
-          <w:lang w:val="es-GT"/>
-        </w:rPr>
-      </w:pPr>
-      <w:r>
-        <w:rPr>
-          <w:b/>
-          <w:bCs/>
-          <w:noProof/>
-          <w:sz w:val="24"/>
-          <w:szCs w:val="24"/>
-          <w:lang w:val="es-GT"/>
-        </w:rPr>
-        <w:t>¿Por qué mi formulario se ve en blanco al probarlo?</w:t>
-      </w:r>
-      <w:r>
-        <w:rPr>
-          <w:noProof/>
-          <w:sz w:val="24"/>
-          <w:szCs w:val="24"/>
-          <w:lang w:val="es-GT"/>
-        </w:rPr>
-        <w:t xml:space="preserve"> Asegúrate de haberle puesto medidas (width y height) mayores a 0 a tus componentes, o déjalos en blanco para que el sistema asigne tamaños automáticos.</w:t>
       </w:r>
     </w:p>
     <w:p>
@@ -3364,6 +3329,7 @@
   <w:style w:type="character" w:default="1" w:styleId="Fuentedeprrafopredeter">
     <w:name w:val="Default Paragraph Font"/>
     <w:uiPriority w:val="1"/>
+    <w:semiHidden/>
     <w:unhideWhenUsed/>
   </w:style>
   <w:style w:type="table" w:default="1" w:styleId="Tablanormal">
@@ -3909,15 +3875,19 @@
 </file>
 
 <file path=customXml/item1.xml><?xml version="1.0" encoding="utf-8"?>
-<p:properties xmlns:p="http://schemas.microsoft.com/office/2006/metadata/properties" xmlns:xsi="http://www.w3.org/2001/XMLSchema-instance" xmlns:pc="http://schemas.microsoft.com/office/infopath/2007/PartnerControls">
-  <documentManagement>
-    <Status xmlns="71af3243-3dd4-4a8d-8c0d-dd76da1f02a5">Not started</Status>
-    <MediaServiceKeyPoints xmlns="71af3243-3dd4-4a8d-8c0d-dd76da1f02a5" xsi:nil="true"/>
-  </documentManagement>
-</p:properties>
+<?mso-contentType ?>
+<FormTemplates xmlns="http://schemas.microsoft.com/sharepoint/v3/contenttype/forms">
+  <Display>DocumentLibraryForm</Display>
+  <Edit>DocumentLibraryForm</Edit>
+  <New>DocumentLibraryForm</New>
+</FormTemplates>
 </file>
 
 <file path=customXml/item2.xml><?xml version="1.0" encoding="utf-8"?>
+<b:Sources xmlns:b="http://schemas.openxmlformats.org/officeDocument/2006/bibliography" xmlns="http://schemas.openxmlformats.org/officeDocument/2006/bibliography" SelectedStyle="\APASixthEditionOfficeOnline.xsl" StyleName="APA" Version="6"/>
+</file>
+
+<file path=customXml/item3.xml><?xml version="1.0" encoding="utf-8"?>
 <ct:contentTypeSchema xmlns:ct="http://schemas.microsoft.com/office/2006/metadata/contentType" xmlns:ma="http://schemas.microsoft.com/office/2006/metadata/properties/metaAttributes" ct:_="" ma:_="" ma:contentTypeName="Document" ma:contentTypeID="0x01010079F111ED35F8CC479449609E8A0923A6" ma:contentTypeVersion="12" ma:contentTypeDescription="Create a new document." ma:contentTypeScope="" ma:versionID="f9fc9171bb41dc08635275f351de8590">
   <xsd:schema xmlns:xsd="http://www.w3.org/2001/XMLSchema" xmlns:xs="http://www.w3.org/2001/XMLSchema" xmlns:p="http://schemas.microsoft.com/office/2006/metadata/properties" xmlns:ns2="71af3243-3dd4-4a8d-8c0d-dd76da1f02a5" xmlns:ns3="16c05727-aa75-4e4a-9b5f-8a80a1165891" targetNamespace="http://schemas.microsoft.com/office/2006/metadata/properties" ma:root="true" ma:fieldsID="29387215989a890c06011de04edfe97d" ns2:_="" ns3:_="">
     <xsd:import namespace="71af3243-3dd4-4a8d-8c0d-dd76da1f02a5"/>
@@ -4138,30 +4108,32 @@
 </ct:contentTypeSchema>
 </file>
 
-<file path=customXml/item3.xml><?xml version="1.0" encoding="utf-8"?>
-<b:Sources xmlns:b="http://schemas.openxmlformats.org/officeDocument/2006/bibliography" xmlns="http://schemas.openxmlformats.org/officeDocument/2006/bibliography" SelectedStyle="\APASixthEditionOfficeOnline.xsl" StyleName="APA" Version="6"/>
-</file>
-
 <file path=customXml/item4.xml><?xml version="1.0" encoding="utf-8"?>
-<?mso-contentType ?>
-<FormTemplates xmlns="http://schemas.microsoft.com/sharepoint/v3/contenttype/forms">
-  <Display>DocumentLibraryForm</Display>
-  <Edit>DocumentLibraryForm</Edit>
-  <New>DocumentLibraryForm</New>
-</FormTemplates>
+<p:properties xmlns:p="http://schemas.microsoft.com/office/2006/metadata/properties" xmlns:xsi="http://www.w3.org/2001/XMLSchema-instance" xmlns:pc="http://schemas.microsoft.com/office/infopath/2007/PartnerControls">
+  <documentManagement>
+    <Status xmlns="71af3243-3dd4-4a8d-8c0d-dd76da1f02a5">Not started</Status>
+    <MediaServiceKeyPoints xmlns="71af3243-3dd4-4a8d-8c0d-dd76da1f02a5" xsi:nil="true"/>
+  </documentManagement>
+</p:properties>
 </file>
 
 <file path=customXml/itemProps1.xml><?xml version="1.0" encoding="utf-8"?>
-<ds:datastoreItem xmlns:ds="http://schemas.openxmlformats.org/officeDocument/2006/customXml" ds:itemID="{05194924-29F9-4B5F-8021-CDCD8A1F4BEB}">
+<ds:datastoreItem xmlns:ds="http://schemas.openxmlformats.org/officeDocument/2006/customXml" ds:itemID="{4E0772FA-558B-4888-997B-C436AB578834}">
   <ds:schemaRefs>
-    <ds:schemaRef ds:uri="http://schemas.microsoft.com/office/2006/metadata/properties"/>
-    <ds:schemaRef ds:uri="http://schemas.microsoft.com/office/infopath/2007/PartnerControls"/>
-    <ds:schemaRef ds:uri="71af3243-3dd4-4a8d-8c0d-dd76da1f02a5"/>
+    <ds:schemaRef ds:uri="http://schemas.microsoft.com/sharepoint/v3/contenttype/forms"/>
   </ds:schemaRefs>
 </ds:datastoreItem>
 </file>
 
 <file path=customXml/itemProps2.xml><?xml version="1.0" encoding="utf-8"?>
+<ds:datastoreItem xmlns:ds="http://schemas.openxmlformats.org/officeDocument/2006/customXml" ds:itemID="{DBCB82A3-A7C1-46CD-A8EA-7E56FFC06C01}">
+  <ds:schemaRefs>
+    <ds:schemaRef ds:uri="http://schemas.openxmlformats.org/officeDocument/2006/bibliography"/>
+  </ds:schemaRefs>
+</ds:datastoreItem>
+</file>
+
+<file path=customXml/itemProps3.xml><?xml version="1.0" encoding="utf-8"?>
 <ds:datastoreItem xmlns:ds="http://schemas.openxmlformats.org/officeDocument/2006/customXml" ds:itemID="{BA951296-C34E-40B1-9816-984DAA0997D1}">
   <ds:schemaRefs>
     <ds:schemaRef ds:uri="http://schemas.microsoft.com/office/2006/metadata/contentType"/>
@@ -4180,18 +4152,12 @@
 </ds:datastoreItem>
 </file>
 
-<file path=customXml/itemProps3.xml><?xml version="1.0" encoding="utf-8"?>
-<ds:datastoreItem xmlns:ds="http://schemas.openxmlformats.org/officeDocument/2006/customXml" ds:itemID="{DBCB82A3-A7C1-46CD-A8EA-7E56FFC06C01}">
+<file path=customXml/itemProps4.xml><?xml version="1.0" encoding="utf-8"?>
+<ds:datastoreItem xmlns:ds="http://schemas.openxmlformats.org/officeDocument/2006/customXml" ds:itemID="{05194924-29F9-4B5F-8021-CDCD8A1F4BEB}">
   <ds:schemaRefs>
-    <ds:schemaRef ds:uri="http://schemas.openxmlformats.org/officeDocument/2006/bibliography"/>
-  </ds:schemaRefs>
-</ds:datastoreItem>
-</file>
-
-<file path=customXml/itemProps4.xml><?xml version="1.0" encoding="utf-8"?>
-<ds:datastoreItem xmlns:ds="http://schemas.openxmlformats.org/officeDocument/2006/customXml" ds:itemID="{4E0772FA-558B-4888-997B-C436AB578834}">
-  <ds:schemaRefs>
-    <ds:schemaRef ds:uri="http://schemas.microsoft.com/sharepoint/v3/contenttype/forms"/>
+    <ds:schemaRef ds:uri="http://schemas.microsoft.com/office/2006/metadata/properties"/>
+    <ds:schemaRef ds:uri="http://schemas.microsoft.com/office/infopath/2007/PartnerControls"/>
+    <ds:schemaRef ds:uri="71af3243-3dd4-4a8d-8c0d-dd76da1f02a5"/>
   </ds:schemaRefs>
 </ds:datastoreItem>
 </file>